--- a/docs/bid/package/docx/02_TECHNICAL_APPROACH.docx
+++ b/docs/bid/package/docx/02_TECHNICAL_APPROACH.docx
@@ -23,50 +23,50 @@
     </w:p>
     <w:p>
       <w:r>
-        <w:t xml:space="preserve">DTDF/06/13516/DSP/ABEP/X/L/M/01 (Part III). Technical source: bid freeze commit </w:t>
+        <w:t xml:space="preserve">DTDF/06/13516/DSP/ABEP/X/L/M/01 (Part III). Technical source: commit </w:t>
       </w:r>
       <w:r>
         <w:rPr>
           <w:rFonts w:ascii="Consolas" w:hAnsi="Consolas"/>
         </w:rPr>
-        <w:t>bbc480c</w:t>
-      </w:r>
-    </w:p>
-    <w:p>
-      <w:r>
-        <w:t>(</w:t>
+        <w:t>b0937e8</w:t>
+      </w:r>
+      <w:r>
+        <w:t xml:space="preserve"> (</w:t>
       </w:r>
       <w:r>
         <w:rPr>
           <w:rFonts w:ascii="Consolas" w:hAnsi="Consolas"/>
         </w:rPr>
-        <w:t>bbc480cd6aacaa40c39eb459a056b942fe996b32</w:t>
-      </w:r>
-      <w:r>
-        <w:t xml:space="preserve">, </w:t>
-      </w:r>
+        <w:t>b0937e88b4ad21cb31c5778aac4b3dca88fdd94a</w:t>
+      </w:r>
+      <w:r>
+        <w:t>, pinned by</w:t>
+      </w:r>
+    </w:p>
+    <w:p>
       <w:r>
         <w:rPr>
           <w:rFonts w:ascii="Consolas" w:hAnsi="Consolas"/>
         </w:rPr>
-        <w:t>docs/bid/bid_technical_baseline.json</w:t>
-      </w:r>
-      <w:r>
-        <w:t>). Every path cited below is a file at</w:t>
-      </w:r>
-    </w:p>
-    <w:p>
-      <w:r>
-        <w:t>that commit (</w:t>
+        <w:t>docs/bid/bid_technical_baseline_v2.json</w:t>
+      </w:r>
+      <w:r>
+        <w:t>). Every path cited below is a file at that commit (</w:t>
       </w:r>
       <w:r>
         <w:rPr>
           <w:rFonts w:ascii="Consolas" w:hAnsi="Consolas"/>
         </w:rPr>
-        <w:t>git show bbc480c:&lt;path&gt;</w:t>
-      </w:r>
-      <w:r>
-        <w:t>). Nothing in this document is submitted by the repository.</w:t>
+        <w:t>git show b0937e8:&lt;path&gt;</w:t>
+      </w:r>
+      <w:r>
+        <w:t>).</w:t>
+      </w:r>
+    </w:p>
+    <w:p>
+      <w:r>
+        <w:t>Nothing in this document is submitted by the repository.</w:t>
       </w:r>
     </w:p>
     <w:p>
@@ -82,12 +82,17 @@
     </w:p>
     <w:p>
       <w:r>
-        <w:t>*assumed*, *owner-allocation* (an owner design allocation, not evidence), or *pending* (no value exists yet). There is no</w:t>
+        <w:t>*assumed*, *owner-allocation* (an owner design allocation, not evidence), *design target* (an owner target, not evidence)</w:t>
       </w:r>
     </w:p>
     <w:p>
       <w:r>
-        <w:t>*measured* Vyovrinda hardware value at the freeze: no H-1, ICP, PPU or upstream hardware has been built or tested.</w:t>
+        <w:t>or *pending* (no value exists yet). There is no *measured* Vyovrinda hardware value at the technical source: no H-1, ICP,</w:t>
+      </w:r>
+    </w:p>
+    <w:p>
+      <w:r>
+        <w:t>PPU or upstream hardware has been built or tested.</w:t>
       </w:r>
     </w:p>
     <w:p>
@@ -132,7 +137,7 @@
               <w:rPr>
                 <w:b/>
               </w:rPr>
-              <w:t>status at bbc480c</w:t>
+              <w:t>status at b0937e8</w:t>
             </w:r>
           </w:p>
         </w:tc>
@@ -167,7 +172,7 @@
           </w:tcPr>
           <w:p>
             <w:r>
-              <w:t>INVESTIGATION_HYPOTHESIS; frozen reference flight architecture: false</w:t>
+              <w:t>INVESTIGATION_HYPOTHESIS (topology decided and frozen for development; physical design not frozen); frozen reference flight architecture: false</w:t>
             </w:r>
           </w:p>
         </w:tc>
@@ -343,7 +348,7 @@
           </w:tcPr>
           <w:p>
             <w:r>
-              <w:t>27 NOT_EVALUATED, 3 INCOMPLETE_EVIDENCE, 0 PASS</w:t>
+              <w:t>27 NOT_EVALUATED, 3 INCOMPLETE_EVIDENCE, none PASS</w:t>
             </w:r>
           </w:p>
         </w:tc>
@@ -387,7 +392,7 @@
           </w:tcPr>
           <w:p>
             <w:r>
-              <w:t xml:space="preserve">none sufficient for freeze; none PASS / GO (table in </w:t>
+              <w:t xml:space="preserve">evidence sufficient for freeze: AG-15 only (requirement basis; not a compliance result); not sufficient: AG-01, AG-02, AG-03, AG-04, AG-05, AG-06, AG-07, AG-08, AG-09, AG-10, AG-11, AG-12, AG-13, AG-14, GNG-ICP-01; none is PASS / GO (table in </w:t>
             </w:r>
             <w:r>
               <w:rPr>
@@ -432,6 +437,85 @@
           </w:p>
         </w:tc>
       </w:tr>
+      <w:tr>
+        <w:tc>
+          <w:tcPr>
+            <w:tcW w:type="dxa" w:w="2880"/>
+          </w:tcPr>
+          <w:p>
+            <w:r>
+              <w:t>Upstream design (intake / compressor / feed)</w:t>
+            </w:r>
+          </w:p>
+        </w:tc>
+        <w:tc>
+          <w:tcPr>
+            <w:tcW w:type="dxa" w:w="2880"/>
+          </w:tcPr>
+          <w:p>
+            <w:r>
+              <w:t>robust upstream set EMPTY under the frozen 196-state design-state set (F9-DF-01 EMPTY_ROBUST_SET_NOT_EVALUATED)</w:t>
+            </w:r>
+          </w:p>
+        </w:tc>
+        <w:tc>
+          <w:tcPr>
+            <w:tcW w:type="dxa" w:w="2880"/>
+          </w:tcPr>
+          <w:p>
+            <w:r>
+              <w:rPr>
+                <w:rFonts w:ascii="Consolas" w:hAnsi="Consolas"/>
+              </w:rPr>
+              <w:t>docs/architecture/freeze_candidate/architecture_freeze_candidate_v1.json</w:t>
+            </w:r>
+            <w:r>
+              <w:t xml:space="preserve"> </w:t>
+            </w:r>
+            <w:r>
+              <w:rPr>
+                <w:rFonts w:ascii="Consolas" w:hAnsi="Consolas"/>
+              </w:rPr>
+              <w:t>#/design_findings_for_owner[id=F9-DF-01]</w:t>
+            </w:r>
+          </w:p>
+        </w:tc>
+      </w:tr>
+      <w:tr>
+        <w:tc>
+          <w:tcPr>
+            <w:tcW w:type="dxa" w:w="2880"/>
+          </w:tcPr>
+          <w:p>
+            <w:r>
+              <w:t>Mass</w:t>
+            </w:r>
+          </w:p>
+        </w:tc>
+        <w:tc>
+          <w:tcPr>
+            <w:tcW w:type="dxa" w:w="2880"/>
+          </w:tcPr>
+          <w:p>
+            <w:r>
+              <w:t>MASS INCOMPLETE_EVIDENCE / NOT_YET_CLOSED (section 9)</w:t>
+            </w:r>
+          </w:p>
+        </w:tc>
+        <w:tc>
+          <w:tcPr>
+            <w:tcW w:type="dxa" w:w="2880"/>
+          </w:tcPr>
+          <w:p>
+            <w:r>
+              <w:rPr>
+                <w:rFonts w:ascii="Consolas" w:hAnsi="Consolas"/>
+              </w:rPr>
+              <w:t>docs/budgets/mass_power_a9_v4/mass_power_a9_v4.json</w:t>
+            </w:r>
+          </w:p>
+        </w:tc>
+      </w:tr>
     </w:tbl>
     <w:p>
       <w:r>
@@ -538,6 +622,34 @@
         <w:t>docs/decisions/OD_HARDWARE_PIVOT_2026_09_29_A9_hall_downstream_rf_icp_neutralizer.json</w:t>
       </w:r>
       <w:r>
+        <w:t>); flight architecture</w:t>
+      </w:r>
+    </w:p>
+    <w:p>
+      <w:r>
+        <w:rPr>
+          <w:rFonts w:ascii="Consolas" w:hAnsi="Consolas"/>
+        </w:rPr>
+        <w:t>hall_icp_neutralizer</w:t>
+      </w:r>
+      <w:r>
+        <w:t xml:space="preserve"> (</w:t>
+      </w:r>
+      <w:r>
+        <w:rPr>
+          <w:rFonts w:ascii="Consolas" w:hAnsi="Consolas"/>
+        </w:rPr>
+        <w:t>docs/architecture/freeze_candidate/architecture_freeze_candidate_v1.json</w:t>
+      </w:r>
+    </w:p>
+    <w:p>
+      <w:r>
+        <w:rPr>
+          <w:rFonts w:ascii="Consolas" w:hAnsi="Consolas"/>
+        </w:rPr>
+        <w:t>#/configuration/flight_architecture</w:t>
+      </w:r>
+      <w:r>
         <w:t>):</w:t>
       </w:r>
     </w:p>
@@ -595,17 +707,17 @@
         <w:t>two propellant supply modes</w:t>
       </w:r>
       <w:r>
-        <w:t>: ambient atmospheric propellant (primary) and xenon (contingency / emergency;</w:t>
+        <w:t>: AIR_PRIMARY + XE_CONTINGENCY - ambient atmospheric propellant (primary) and xenon (contingency /</w:t>
       </w:r>
     </w:p>
     <w:p>
       <w:r>
-        <w:t xml:space="preserve">  RFP-P17-05 "an extra input system to take care any problems on board unforeseen problems", RFP-P18-08 two separate</w:t>
+        <w:t xml:space="preserve">  emergency; RFP-P17-05 "an extra input system to take care any problems on board unforeseen problems", RFP-P18-08 two</w:t>
       </w:r>
     </w:p>
     <w:p>
       <w:r>
-        <w:t xml:space="preserve">  tanks; </w:t>
+        <w:t xml:space="preserve">  separate tanks; </w:t>
       </w:r>
       <w:r>
         <w:rPr>
@@ -625,48 +737,62 @@
         <w:rPr>
           <w:b/>
         </w:rPr>
-        <w:t>no conventional hollow cathode</w:t>
-      </w:r>
-      <w:r>
-        <w:t xml:space="preserve"> in the flight architecture. The heated Xe-fed LaB6 hollow cathode C1 is a</w:t>
+        <w:t>flight cathode: NONE</w:t>
+      </w:r>
+      <w:r>
+        <w:t xml:space="preserve"> - no conventional hollow cathode and no flight keeper in the flight</w:t>
       </w:r>
     </w:p>
     <w:p>
       <w:r>
-        <w:t xml:space="preserve">  </w:t>
+        <w:t xml:space="preserve">  architecture. The heated Xe-fed LaB6 hollow cathode C1 is </w:t>
       </w:r>
       <w:r>
         <w:rPr>
           <w:b/>
         </w:rPr>
-        <w:t>ground-only laboratory reference</w:t>
-      </w:r>
-      <w:r>
-        <w:t xml:space="preserve"> (owner decision A9.20,</w:t>
+        <w:t>GROUND_REFERENCE_ONLY</w:t>
+      </w:r>
+      <w:r>
+        <w:t xml:space="preserve"> (owner decisions A9.20 and A9.25</w:t>
       </w:r>
     </w:p>
     <w:p>
       <w:r>
-        <w:t xml:space="preserve">  </w:t>
+        <w:t xml:space="preserve">  message 8 section 3, </w:t>
       </w:r>
       <w:r>
         <w:rPr>
           <w:rFonts w:ascii="Consolas" w:hAnsi="Consolas"/>
         </w:rPr>
-        <w:t>docs/decisions/OD_2026_10_01_A9_20_c1_ground_only_owner_decision.json</w:t>
-      </w:r>
-      <w:r>
-        <w:t>): it registers I_d,max,H1,Ar on H-1 and is the</w:t>
+        <w:t>docs/decisions/OD_2026_10_04_A9_25_pre_bid_owner_decisions.json</w:t>
+      </w:r>
+      <w:r>
+        <w:t xml:space="preserve"> </w:t>
+      </w:r>
+      <w:r>
+        <w:rPr>
+          <w:rFonts w:ascii="Consolas" w:hAnsi="Consolas"/>
+        </w:rPr>
+        <w:t>#/owner_decision_summary/C1</w:t>
+      </w:r>
+      <w:r>
+        <w:t>):</w:t>
       </w:r>
     </w:p>
     <w:p>
       <w:r>
-        <w:t xml:space="preserve">  bench control in the C1-vs-ICP comparison; it is never flight hardware and never in the flight mass / power / Xe</w:t>
+        <w:t xml:space="preserve">  it registers I_d,max,H1,Ar on H-1 and is the bench control in the C1-vs-ICP comparison; it is never flight hardware, a</w:t>
       </w:r>
     </w:p>
     <w:p>
       <w:r>
-        <w:t xml:space="preserve">  budgets (RVM-30).</w:t>
+        <w:t xml:space="preserve">  flight fallback, a flight electron source, flight Xe hardware, flight mass, flight power, a flight thermal load or part</w:t>
+      </w:r>
+    </w:p>
+    <w:p>
+      <w:r>
+        <w:t xml:space="preserve">  of flight architecture closure (RVM-30).</w:t>
       </w:r>
     </w:p>
     <w:p>
@@ -725,7 +851,7 @@
               <w:rPr>
                 <w:b/>
               </w:rPr>
-              <w:t>repository lane at bbc480c</w:t>
+              <w:t>repository lane at b0937e8</w:t>
             </w:r>
           </w:p>
         </w:tc>
@@ -962,7 +1088,7 @@
               <w:rPr>
                 <w:rFonts w:ascii="Consolas" w:hAnsi="Consolas"/>
               </w:rPr>
-              <w:t>docs/architecture_comparison/power_boundary_a9/bus_power_boundary_a9_v1.json</w:t>
+              <w:t>docs/architecture_comparison/power_boundary_a9_v2/bus_power_boundary_a9_v2.json</w:t>
             </w:r>
             <w:r>
               <w:t xml:space="preserve"> </w:t>
@@ -1003,7 +1129,7 @@
           </w:tcPr>
           <w:p>
             <w:r>
-              <w:t xml:space="preserve">Xe storage and flow hardware (tank, regulator, valves, plumbing, mounting / thermal; AL-08), driver slot </w:t>
+              <w:t xml:space="preserve">Xe storage and flow hardware (AL-08: tank, regulator, two series latch isolation valves + one proportional flow-control valve, plumbing, mounting / thermal), driver slot </w:t>
             </w:r>
             <w:r>
               <w:rPr>
@@ -1022,7 +1148,7 @@
               <w:rPr>
                 <w:rFonts w:ascii="Consolas" w:hAnsi="Consolas"/>
               </w:rPr>
-              <w:t>docs/budgets/mass_power_a9_v3/mass_power_a9_v3.json</w:t>
+              <w:t>docs/budgets/mass_power_a9_v4/mass_power_a9_v4.json</w:t>
             </w:r>
             <w:r>
               <w:t xml:space="preserve"> </w:t>
@@ -1041,7 +1167,7 @@
           </w:tcPr>
           <w:p>
             <w:r>
-              <w:t>provisional planning floor (A9.21 AL08)</w:t>
+              <w:t>MEV planning floor 5.9148 kg, PROVISIONAL_PLANNING_FLOOR_NOT_FROZEN</w:t>
             </w:r>
           </w:p>
         </w:tc>
@@ -1216,7 +1342,7 @@
               <w:rPr>
                 <w:b/>
               </w:rPr>
-              <w:t>mass line (owner allocation, MEV level)</w:t>
+              <w:t>mass lines at the technical source (governing basis)</w:t>
             </w:r>
           </w:p>
         </w:tc>
@@ -1248,7 +1374,7 @@
           </w:tcPr>
           <w:p>
             <w:r>
-              <w:t>AL-01 3.5 kg, AL-02 5.5 kg, AL-03 1.0 kg (*owner-allocation*); AL-08 6.05 kg (*owner-stated MEV planning floor*, provisional)</w:t>
+              <w:t>AL-01 3.5 kg (ALLOCATION_MEV); AL-02 5.5 kg (ALLOCATION_MEV); AL-03 1 kg (ALLOCATION_MEV); AL-08 5.9148 kg (MEV_PLANNING_FLOOR)</w:t>
             </w:r>
           </w:p>
         </w:tc>
@@ -1280,7 +1406,7 @@
           </w:tcPr>
           <w:p>
             <w:r>
-              <w:t>AL-07 6.0 kg (*MEV planning floor*); AL-06 1.5 kg (*owner-allocation*); AL-09 no value (TBD_OWNER, MPV3Q-01)</w:t>
+              <w:t>AL-07 6 kg (MEV_PLANNING_FLOOR); AL-06 1.5 kg (ALLOCATION_MEV); AL-09 no value in this record</w:t>
             </w:r>
           </w:p>
         </w:tc>
@@ -1312,7 +1438,7 @@
           </w:tcPr>
           <w:p>
             <w:r>
-              <w:t>AL-04 4.20 kg (*MEV planning floor*); AL-05 2.0 kg (*owner-allocation*)</w:t>
+              <w:t>AL-04 4.2048 kg (MEV_PLANNING_FLOOR); AL-05 2 kg (ALLOCATION_MEV)</w:t>
             </w:r>
           </w:p>
         </w:tc>
@@ -1334,7 +1460,7 @@
           </w:tcPr>
           <w:p>
             <w:r>
-              <w:t>structure / thermal; harness; 20 % system margin</w:t>
+              <w:t>structure / thermal; harness</w:t>
             </w:r>
           </w:p>
         </w:tc>
@@ -1344,7 +1470,7 @@
           </w:tcPr>
           <w:p>
             <w:r>
-              <w:t>AL-10 2.5 kg (*owner-allocation*); harness by rule; margin 20 % of nominal dry</w:t>
+              <w:t>AL-10 2.5 kg (ALLOCATION_MEV); AL-HAR 1.691 kg (harness rule, computed in the roll-up; not a routed harness)</w:t>
             </w:r>
           </w:p>
         </w:tc>
@@ -1358,7 +1484,7 @@
         <w:rPr>
           <w:rFonts w:ascii="Consolas" w:hAnsi="Consolas"/>
         </w:rPr>
-        <w:t>docs/budgets/mass_power_a9_v3/mass_power_a9_v3.json</w:t>
+        <w:t>docs/budgets/mass_power_a9_v4/mass_power_a9_v4.json</w:t>
       </w:r>
       <w:r>
         <w:t xml:space="preserve"> </w:t>
@@ -1367,24 +1493,40 @@
         <w:rPr>
           <w:rFonts w:ascii="Consolas" w:hAnsi="Consolas"/>
         </w:rPr>
-        <w:t>#/lines</w:t>
-      </w:r>
-      <w:r>
-        <w:t xml:space="preserve">, </w:t>
+        <w:t>#/lines/hall_icp_neutralizer</w:t>
+      </w:r>
+      <w:r>
+        <w:t xml:space="preserve"> and </w:t>
       </w:r>
       <w:r>
         <w:rPr>
           <w:rFonts w:ascii="Consolas" w:hAnsi="Consolas"/>
         </w:rPr>
-        <w:t>#/margin_convention</w:t>
-      </w:r>
-      <w:r>
-        <w:t>. None of these values is a</w:t>
+        <w:t>#/rollups[configuration=hall_icp_neutralizer]</w:t>
+      </w:r>
+      <w:r>
+        <w:t xml:space="preserve"> at</w:t>
       </w:r>
     </w:p>
     <w:p>
       <w:r>
-        <w:t>current best estimate (CBE).</w:t>
+        <w:rPr>
+          <w:rFonts w:ascii="Consolas" w:hAnsi="Consolas"/>
+        </w:rPr>
+        <w:t>b0937e8</w:t>
+      </w:r>
+      <w:r>
+        <w:t xml:space="preserve"> (values read by the generator). ALLOCATION_MEV = *owner-allocation*; MEV_PLANNING_FLOOR = owner-stated MEV</w:t>
+      </w:r>
+    </w:p>
+    <w:p>
+      <w:r>
+        <w:t>planning floor (1.20 x an analog / preliminary-design floor). None of these values is a current best estimate (CBE) or</w:t>
+      </w:r>
+    </w:p>
+    <w:p>
+      <w:r>
+        <w:t>a measured mass.</w:t>
       </w:r>
     </w:p>
     <w:p>
@@ -1397,7 +1539,7 @@
     </w:p>
     <w:p>
       <w:r>
-        <w:t xml:space="preserve">What exists at bbc480c is an engineering-article definition, </w:t>
+        <w:t xml:space="preserve">What exists at b0937e8 is an engineering-article definition, </w:t>
       </w:r>
       <w:r>
         <w:rPr>
@@ -1581,7 +1723,7 @@
         <w:pStyle w:val="ListBullet"/>
       </w:pPr>
       <w:r>
-        <w:t>ICP gas feed: primary mode G-REUSE (no dedicated ICP Xe feed, m_Xe,ICP = 0 booked); G-XE is a declared variant</w:t>
+        <w:t>ICP gas feed: primary mode G-REUSE (no dedicated ICP Xe feed booked); G-XE is a declared variant</w:t>
       </w:r>
     </w:p>
     <w:p>
@@ -1592,16 +1734,18 @@
         <w:rPr>
           <w:rFonts w:ascii="Consolas" w:hAnsi="Consolas"/>
         </w:rPr>
-        <w:t>docs/budgets/mass_power_a9_v3/mass_power_a9_v3.json</w:t>
-      </w:r>
-      <w:r>
-        <w:t xml:space="preserve"> </w:t>
+        <w:t>docs/architecture/freeze_candidate/architecture_freeze_candidate_v1.json</w:t>
+      </w:r>
+    </w:p>
+    <w:p>
+      <w:r>
+        <w:t xml:space="preserve">  </w:t>
       </w:r>
       <w:r>
         <w:rPr>
           <w:rFonts w:ascii="Consolas" w:hAnsi="Consolas"/>
         </w:rPr>
-        <w:t>#/propellant_policy</w:t>
+        <w:t>#/configuration/flight_architecture/icp_feed_gas_baseline</w:t>
       </w:r>
       <w:r>
         <w:t>; *owner-allocation*).</w:t>
@@ -1671,7 +1815,7 @@
         <w:t>no criterion is approved</w:t>
       </w:r>
       <w:r>
-        <w:t>. Status at bbc480c:</w:t>
+        <w:t>. Status at b0937e8:</w:t>
       </w:r>
     </w:p>
     <w:p>
@@ -1704,7 +1848,7 @@
         <w:rPr>
           <w:b/>
         </w:rPr>
-        <w:t>Ambient-air path (primary):</w:t>
+        <w:t>Ambient-air path (AIR_PRIMARY):</w:t>
       </w:r>
       <w:r>
         <w:t xml:space="preserve"> intake -&gt; filter -&gt; compressor -&gt; gas chamber / plenum -&gt; metering valve -&gt; H-1. The</w:t>
@@ -1726,21 +1870,21 @@
         <w:t>abep_sim/data/atmosphere_msis21_v1.json</w:t>
       </w:r>
       <w:r>
-        <w:t>, a model input, not compliance evidence) and its orbit-resolved</w:t>
+        <w:t>, a model input, not compliance evidence) and the frozen</w:t>
       </w:r>
     </w:p>
     <w:p>
       <w:r>
-        <w:t xml:space="preserve">  design states (</w:t>
+        <w:t xml:space="preserve">  196-state design-state set (</w:t>
       </w:r>
       <w:r>
         <w:rPr>
           <w:rFonts w:ascii="Consolas" w:hAnsi="Consolas"/>
         </w:rPr>
-        <w:t>abep_sim/data/atmosphere_msis21_orbit_v1_design_states.json</w:t>
-      </w:r>
-      <w:r>
-        <w:t>).</w:t>
+        <w:t>abep_sim/data/atmosphere_msis21_orbit_v1_design_states_v2.json</w:t>
+      </w:r>
+      <w:r>
+        <w:t>, BROAD_ENVELOPE_ALL_INCLINATIONS_ALL_LTAN_NOT_MISSION_ICD).</w:t>
       </w:r>
     </w:p>
     <w:p>
@@ -1751,7 +1895,7 @@
         <w:rPr>
           <w:b/>
         </w:rPr>
-        <w:t>Upstream status at bbc480c (model-derived, PARAMETRIC_SENSITIVITY inputs):</w:t>
+        <w:t>Upstream status at b0937e8 (model-derived, PARAMETRIC_SENSITIVITY inputs):</w:t>
       </w:r>
       <w:r>
         <w:t xml:space="preserve"> the coupled upstream screen F7 finds a</w:t>
@@ -1759,12 +1903,17 @@
     </w:p>
     <w:p>
       <w:r>
-        <w:t xml:space="preserve">  nominal all-state delivered-flow frontier of 0.0983 mg/s, and no Pareto member reaches the lower end (0.38 mg/s) of</w:t>
+        <w:t xml:space="preserve">  nominal all-state delivered-flow frontier of 0.01296 mg/s; 0 Pareto members reach the lower end</w:t>
       </w:r>
     </w:p>
     <w:p>
       <w:r>
-        <w:t xml:space="preserve">  the characterization coverage at every state (</w:t>
+        <w:t xml:space="preserve">  (0.38 mg/s) of the characterization coverage at every state</w:t>
+      </w:r>
+    </w:p>
+    <w:p>
+      <w:r>
+        <w:t xml:space="preserve">  (</w:t>
       </w:r>
       <w:r>
         <w:rPr>
@@ -1772,10 +1921,8 @@
         </w:rPr>
         <w:t>docs/design_synthesis/f7_f8_optimizer/f7_f8_optimizer_v1.json</w:t>
       </w:r>
-    </w:p>
-    <w:p>
-      <w:r>
-        <w:t xml:space="preserve">  </w:t>
+      <w:r>
+        <w:t xml:space="preserve"> </w:t>
       </w:r>
       <w:r>
         <w:rPr>
@@ -1784,21 +1931,22 @@
         <w:t>#/findings[id=F78-02]</w:t>
       </w:r>
       <w:r>
-        <w:t>). These are five-state screening results. **Post-freeze caveat (owner decision point; see</w:t>
+        <w:t>); the F8 robust upstream set</w:t>
       </w:r>
     </w:p>
     <w:p>
       <w:r>
-        <w:t xml:space="preserve">  </w:t>
-      </w:r>
-      <w:r>
-        <w:rPr>
-          <w:rFonts w:ascii="Consolas" w:hAnsi="Consolas"/>
-        </w:rPr>
-        <w:t>04_RISK_REGISTER.md</w:t>
-      </w:r>
-      <w:r>
-        <w:t xml:space="preserve"> R-03):** the package does not claim robust upstream (intake / compressor / feed) closure.</w:t>
+        <w:t xml:space="preserve">  is EMPTY (0 members; F9-DF-01 EMPTY_ROBUST_SET_NOT_EVALUATED). This is a design finding for the owner, not a demonstrated</w:t>
+      </w:r>
+    </w:p>
+    <w:p>
+      <w:r>
+        <w:t xml:space="preserve">  requirement failure and not a requirement relaxation. Owner flow-gap order: 1 PERFORMANCE_DERIVED_H1_FEED_REQUIREMENT; 2 CAPTURE_COLLECTION; 3 COMPRESSOR_DOMAIN_PUMPING_FEED_EFFICIENCY; 4 SCHEDULED_SETPOINT. **No robust upstream</w:t>
+      </w:r>
+    </w:p>
+    <w:p>
+      <w:r>
+        <w:t xml:space="preserve">  (intake / compressor / feed) closure is claimed.**</w:t>
       </w:r>
     </w:p>
     <w:p>
@@ -1809,25 +1957,49 @@
         <w:rPr>
           <w:b/>
         </w:rPr>
-        <w:t>Xe path (contingency / emergency):</w:t>
-      </w:r>
-      <w:r>
-        <w:t xml:space="preserve"> separate Xe tank, regulator, valves, plumbing -&gt; H-1 (and the ICP only in the</w:t>
+        <w:t>Xe path (XE_CONTINGENCY / emergency):</w:t>
+      </w:r>
+      <w:r>
+        <w:t xml:space="preserve"> separate Xe tank, regulator, two series latch isolation valves and one</w:t>
       </w:r>
     </w:p>
     <w:p>
       <w:r>
-        <w:t xml:space="preserve">  declared G-XE variant). AL-08 = 6.05 kg is kept only as a provisional planning floor until quotations split tank,</w:t>
+        <w:t xml:space="preserve">  proportional flow-control valve (owner decision AFI-01-S1: the second latch is the second series flight Xe isolation</w:t>
       </w:r>
     </w:p>
     <w:p>
       <w:r>
-        <w:t xml:space="preserve">  regulator, valves, plumbing, mounting / thermal and any C1-specific branch (A9.21 AL08; about 0.285 kg of C1 branch</w:t>
+        <w:t xml:space="preserve">  valve; the cathode-feed flow-control valve is removed), plumbing -&gt; H-1 (and the ICP only in the declared</w:t>
       </w:r>
     </w:p>
     <w:p>
       <w:r>
-        <w:t xml:space="preserve">  hardware may be inside the analog figure). No mission Xe load is frozen</w:t>
+        <w:t xml:space="preserve">  G-XE variant). AL-08 = 5.9148 kg is a MEV planning floor, PROVISIONAL_PLANNING_FLOOR_NOT_FROZEN</w:t>
+      </w:r>
+    </w:p>
+    <w:p>
+      <w:r>
+        <w:t xml:space="preserve">  (plumbing and mounting / thermal TBD; supplier quotations rebase the component floors, RFQ3-GAS rev1</w:t>
+      </w:r>
+    </w:p>
+    <w:p>
+      <w:r>
+        <w:t xml:space="preserve">  </w:t>
+      </w:r>
+      <w:r>
+        <w:rPr>
+          <w:rFonts w:ascii="Consolas" w:hAnsi="Consolas"/>
+        </w:rPr>
+        <w:t>docs/procurement/rfq_a9_v3_gas_rev1/rfq3_gas_rev1.json</w:t>
+      </w:r>
+      <w:r>
+        <w:t>). No conventional hollow-cathode hardware is in flight AL-08.</w:t>
+      </w:r>
+    </w:p>
+    <w:p>
+      <w:r>
+        <w:t xml:space="preserve">  The flight Xe load is NOT FROZEN: 2 / 5 / 10 kg are planning / sensitivity cases</w:t>
       </w:r>
     </w:p>
     <w:p>
@@ -1911,10 +2083,15 @@
         <w:rPr>
           <w:rFonts w:ascii="Consolas" w:hAnsi="Consolas"/>
         </w:rPr>
-        <w:t>docs/architecture_comparison/power_boundary_a9/bus_power_boundary_a9_v1.json</w:t>
-      </w:r>
-      <w:r>
-        <w:t>, PRELIMINARY_DRAFT_FOR_OWNER):</w:t>
+        <w:t>docs/architecture_comparison/power_boundary_a9_v2/bus_power_boundary_a9_v2.json</w:t>
+      </w:r>
+      <w:r>
+        <w:t>,</w:t>
+      </w:r>
+    </w:p>
+    <w:p>
+      <w:r>
+        <w:t>PRELIMINARY_DRAFT_FOR_OWNER; v2 differs from v1 only in the configuration taxonomy: single flight configuration):</w:t>
       </w:r>
     </w:p>
     <w:p>
@@ -1995,7 +2172,7 @@
     </w:p>
     <w:p>
       <w:r>
-        <w:t xml:space="preserve">  PARTIAL_BOUNDARY (compressor load TBD) and the gate is NOT_EVALUABLE (AG-10).</w:t>
+        <w:t xml:space="preserve">  PARTIAL_BOUNDARY (compressor load TBD) and the gate is NOT_EVALUABLE (AG-10 PARTIAL_BOUNDARY).</w:t>
       </w:r>
     </w:p>
     <w:p>
@@ -2049,12 +2226,17 @@
     </w:p>
     <w:p>
       <w:r>
-        <w:t xml:space="preserve">  controller. H2-4 predates A9.19: its cathode heater / keeper supplies now apply only to the ground C1 reference. A</w:t>
+        <w:t xml:space="preserve">  controller. H2-4 predates A9.19: its cathode heater / keeper supplies apply only to the ground C1 reference, never to</w:t>
       </w:r>
     </w:p>
     <w:p>
       <w:r>
-        <w:t xml:space="preserve">  mains-powered laboratory RF generator is GROUND/FACILITY_ONLY and never flight P_bus evidence (RVM-04).</w:t>
+        <w:t xml:space="preserve">  the flight PPU. A mains-powered laboratory RF generator is GROUND/FACILITY_ONLY and never flight P_bus evidence</w:t>
+      </w:r>
+    </w:p>
+    <w:p>
+      <w:r>
+        <w:t xml:space="preserve">  (RVM-04).</w:t>
       </w:r>
     </w:p>
     <w:p>
@@ -2073,7 +2255,7 @@
         <w:rPr>
           <w:b/>
         </w:rPr>
-        <w:t>No redundancy design and no FMEA exist at bbc480c</w:t>
+        <w:t>No redundancy design and no FMEA exist at b0937e8</w:t>
       </w:r>
       <w:r>
         <w:t xml:space="preserve"> (RVM-19 NOT_EVALUATED: "FMEA /</w:t>
@@ -2121,7 +2303,7 @@
     </w:p>
     <w:p>
       <w:r>
-        <w:t xml:space="preserve">   with its mass and power cost booked, because mass closure is already DOES_NOT_CLOSE at the MEV planning level (§9);</w:t>
+        <w:t xml:space="preserve">   with its mass and power cost booked, because mass is already INCOMPLETE_EVIDENCE / NOT_YET_CLOSED (section 9);</w:t>
       </w:r>
     </w:p>
     <w:p>
@@ -2189,77 +2371,615 @@
     </w:p>
     <w:p>
       <w:r>
-        <w:t xml:space="preserve">Read as &lt; 40 kg </w:t>
-      </w:r>
-      <w:r>
         <w:rPr>
           <w:b/>
         </w:rPr>
-        <w:t>wet</w:t>
-      </w:r>
-      <w:r>
-        <w:t xml:space="preserve"> (owner's conservative reading; DISC-02 recorded for DRDO clarification). The single governing</w:t>
-      </w:r>
-    </w:p>
-    <w:p>
-      <w:r>
-        <w:t>MEV-level planning roll-up (</w:t>
+        <w:t>Status: MASS INCOMPLETE_EVIDENCE / NOT_YET_CLOSED.</w:t>
+      </w:r>
+      <w:r>
+        <w:t xml:space="preserve"> No mass compliance is claimed. AG-11 at </w:t>
       </w:r>
       <w:r>
         <w:rPr>
           <w:rFonts w:ascii="Consolas" w:hAnsi="Consolas"/>
         </w:rPr>
-        <w:t>docs/budgets/mass_power_a9_v3/mass_power_a9_v3.json</w:t>
-      </w:r>
-      <w:r>
-        <w:t xml:space="preserve"> </w:t>
+        <w:t>b0937e8</w:t>
+      </w:r>
+      <w:r>
+        <w:t>: INCOMPLETE_EVIDENCE (no CBE; AL-04 / AL-07 / AL-08 below evidence floors); RVM-06 (&lt; 40 kg wet): INCOMPLETE_EVIDENCE.</w:t>
+      </w:r>
+    </w:p>
+    <w:tbl>
+      <w:tblPr>
+        <w:tblStyle w:val="TableGrid"/>
+        <w:tblW w:type="auto" w:w="0"/>
+        <w:tblLook w:firstColumn="1" w:firstRow="1" w:lastColumn="0" w:lastRow="0" w:noHBand="0" w:noVBand="1" w:val="04A0"/>
+      </w:tblPr>
+      <w:tblGrid>
+        <w:gridCol w:w="2880"/>
+        <w:gridCol w:w="2880"/>
+        <w:gridCol w:w="2880"/>
+      </w:tblGrid>
+      <w:tr>
+        <w:tc>
+          <w:tcPr>
+            <w:tcW w:type="dxa" w:w="2880"/>
+          </w:tcPr>
+          <w:p>
+            <w:r>
+              <w:rPr>
+                <w:b/>
+              </w:rPr>
+              <w:t>level (A9.26 message 2 section 7)</w:t>
+            </w:r>
+          </w:p>
+        </w:tc>
+        <w:tc>
+          <w:tcPr>
+            <w:tcW w:type="dxa" w:w="2880"/>
+          </w:tcPr>
+          <w:p>
+            <w:r>
+              <w:rPr>
+                <w:b/>
+              </w:rPr>
+              <w:t>content</w:t>
+            </w:r>
+          </w:p>
+        </w:tc>
+        <w:tc>
+          <w:tcPr>
+            <w:tcW w:type="dxa" w:w="2880"/>
+          </w:tcPr>
+          <w:p>
+            <w:r>
+              <w:rPr>
+                <w:b/>
+              </w:rPr>
+              <w:t>label</w:t>
+            </w:r>
+          </w:p>
+        </w:tc>
+      </w:tr>
+      <w:tr>
+        <w:tc>
+          <w:tcPr>
+            <w:tcW w:type="dxa" w:w="2880"/>
+          </w:tcPr>
+          <w:p>
+            <w:r>
+              <w:t>Requirement</w:t>
+            </w:r>
+          </w:p>
+        </w:tc>
+        <w:tc>
+          <w:tcPr>
+            <w:tcW w:type="dxa" w:w="2880"/>
+          </w:tcPr>
+          <w:p>
+            <w:r>
+              <w:t>complete flight wet mass &lt; 40 kg (owner's conservative wet reading of the RFP '&lt; 40kg'; DISC-02 recorded for DRDO clarification)</w:t>
+            </w:r>
+          </w:p>
+        </w:tc>
+        <w:tc>
+          <w:tcPr>
+            <w:tcW w:type="dxa" w:w="2880"/>
+          </w:tcPr>
+          <w:p>
+            <w:r>
+              <w:t>requirement; not relaxed</w:t>
+            </w:r>
+          </w:p>
+        </w:tc>
+      </w:tr>
+      <w:tr>
+        <w:tc>
+          <w:tcPr>
+            <w:tcW w:type="dxa" w:w="2880"/>
+          </w:tcPr>
+          <w:p>
+            <w:r>
+              <w:t>Proposal design target</w:t>
+            </w:r>
+          </w:p>
+        </w:tc>
+        <w:tc>
+          <w:tcPr>
+            <w:tcW w:type="dxa" w:w="2880"/>
+          </w:tcPr>
+          <w:p>
+            <w:r>
+              <w:t>nominal dry &lt;= 34.0 kg with a 10 % system margin and the 2 kg Xe planning reference -&gt; 39.4 kg wet</w:t>
+            </w:r>
+          </w:p>
+        </w:tc>
+        <w:tc>
+          <w:tcPr>
+            <w:tcW w:type="dxa" w:w="2880"/>
+          </w:tcPr>
+          <w:p>
+            <w:r>
+              <w:t>DESIGN TARGET (owner decision A9.26), not evidence; the 2 kg Xe case is a planning reference, not the selected Xe load</w:t>
+            </w:r>
+          </w:p>
+        </w:tc>
+      </w:tr>
+      <w:tr>
+        <w:tc>
+          <w:tcPr>
+            <w:tcW w:type="dxa" w:w="2880"/>
+          </w:tcPr>
+          <w:p>
+            <w:r>
+              <w:t>Current provisional planning / evidence roll-up</w:t>
+            </w:r>
+          </w:p>
+        </w:tc>
+        <w:tc>
+          <w:tcPr>
+            <w:tcW w:type="dxa" w:w="2880"/>
+          </w:tcPr>
+          <w:p>
+            <w:r>
+              <w:t>dry 40.57 kg after a 20 % system margin; wet 42.57 / 45.57 / 50.57 kg at 2 / 5 / 10 kg Xe</w:t>
+            </w:r>
+          </w:p>
+        </w:tc>
+        <w:tc>
+          <w:tcPr>
+            <w:tcW w:type="dxa" w:w="2880"/>
+          </w:tcPr>
+          <w:p>
+            <w:r>
+              <w:t>CURRENT PROVISIONAL PLANNING / EVIDENCE FLOOR (owner allocations and MEV planning floors; no CBE, no measured mass)</w:t>
+            </w:r>
+          </w:p>
+        </w:tc>
+      </w:tr>
+      <w:tr>
+        <w:tc>
+          <w:tcPr>
+            <w:tcW w:type="dxa" w:w="2880"/>
+          </w:tcPr>
+          <w:p>
+            <w:r>
+              <w:t>Current status</w:t>
+            </w:r>
+          </w:p>
+        </w:tc>
+        <w:tc>
+          <w:tcPr>
+            <w:tcW w:type="dxa" w:w="2880"/>
+          </w:tcPr>
+          <w:p>
+            <w:r>
+              <w:t>MASS INCOMPLETE_EVIDENCE / NOT_YET_CLOSED</w:t>
+            </w:r>
+          </w:p>
+        </w:tc>
+        <w:tc>
+          <w:tcPr>
+            <w:tcW w:type="dxa" w:w="2880"/>
+          </w:tcPr>
+          <w:p>
+            <w:r>
+              <w:t>AG-11 and RVM-06 as above</w:t>
+            </w:r>
+          </w:p>
+        </w:tc>
+      </w:tr>
+    </w:tbl>
+    <w:p>
+      <w:r>
+        <w:t>Roll-up as recorded (</w:t>
       </w:r>
       <w:r>
         <w:rPr>
           <w:rFonts w:ascii="Consolas" w:hAnsi="Consolas"/>
         </w:rPr>
-        <w:t>#/flight_rollup_vs_40kg</w:t>
-      </w:r>
-      <w:r>
-        <w:t>): nominal</w:t>
+        <w:t>docs/budgets/mass_power_a9_v4/mass_power_a9_v4.json</w:t>
+      </w:r>
+      <w:r>
+        <w:t xml:space="preserve"> </w:t>
+      </w:r>
+      <w:r>
+        <w:rPr>
+          <w:rFonts w:ascii="Consolas" w:hAnsi="Consolas"/>
+        </w:rPr>
+        <w:t>#/rollups[configuration=hall_icp_neutralizer]</w:t>
+      </w:r>
+      <w:r>
+        <w:t>, reading MEV_LEVEL_EVIDENCE_BASED (the single owner reading); every value read from the record):</w:t>
+      </w:r>
+    </w:p>
+    <w:tbl>
+      <w:tblPr>
+        <w:tblStyle w:val="TableGrid"/>
+        <w:tblW w:type="auto" w:w="0"/>
+        <w:tblLook w:firstColumn="1" w:firstRow="1" w:lastColumn="0" w:lastRow="0" w:noHBand="0" w:noVBand="1" w:val="04A0"/>
+      </w:tblPr>
+      <w:tblGrid>
+        <w:gridCol w:w="2880"/>
+        <w:gridCol w:w="2880"/>
+        <w:gridCol w:w="2880"/>
+      </w:tblGrid>
+      <w:tr>
+        <w:tc>
+          <w:tcPr>
+            <w:tcW w:type="dxa" w:w="2880"/>
+          </w:tcPr>
+          <w:p>
+            <w:r>
+              <w:rPr>
+                <w:b/>
+              </w:rPr>
+              <w:t>term</w:t>
+            </w:r>
+          </w:p>
+        </w:tc>
+        <w:tc>
+          <w:tcPr>
+            <w:tcW w:type="dxa" w:w="2880"/>
+          </w:tcPr>
+          <w:p>
+            <w:r>
+              <w:rPr>
+                <w:b/>
+              </w:rPr>
+              <w:t>kg</w:t>
+            </w:r>
+          </w:p>
+        </w:tc>
+        <w:tc>
+          <w:tcPr>
+            <w:tcW w:type="dxa" w:w="2880"/>
+          </w:tcPr>
+          <w:p>
+            <w:r>
+              <w:rPr>
+                <w:b/>
+              </w:rPr>
+              <w:t>note</w:t>
+            </w:r>
+          </w:p>
+        </w:tc>
+      </w:tr>
+      <w:tr>
+        <w:tc>
+          <w:tcPr>
+            <w:tcW w:type="dxa" w:w="2880"/>
+          </w:tcPr>
+          <w:p>
+            <w:r>
+              <w:t>non-harness lines (known)</w:t>
+            </w:r>
+          </w:p>
+        </w:tc>
+        <w:tc>
+          <w:tcPr>
+            <w:tcW w:type="dxa" w:w="2880"/>
+          </w:tcPr>
+          <w:p>
+            <w:r>
+              <w:t>32.1196</w:t>
+            </w:r>
+          </w:p>
+        </w:tc>
+        <w:tc>
+          <w:tcPr>
+            <w:tcW w:type="dxa" w:w="2880"/>
+          </w:tcPr>
+          <w:p>
+            <w:r>
+              <w:t>AL-09 has no value in this record and is excluded from the known part</w:t>
+            </w:r>
+          </w:p>
+        </w:tc>
+      </w:tr>
+      <w:tr>
+        <w:tc>
+          <w:tcPr>
+            <w:tcW w:type="dxa" w:w="2880"/>
+          </w:tcPr>
+          <w:p>
+            <w:r>
+              <w:t>harness (rule)</w:t>
+            </w:r>
+          </w:p>
+        </w:tc>
+        <w:tc>
+          <w:tcPr>
+            <w:tcW w:type="dxa" w:w="2880"/>
+          </w:tcPr>
+          <w:p>
+            <w:r>
+              <w:t>1.6905</w:t>
+            </w:r>
+          </w:p>
+        </w:tc>
+        <w:tc>
+          <w:tcPr>
+            <w:tcW w:type="dxa" w:w="2880"/>
+          </w:tcPr>
+          <w:p>
+            <w:r>
+              <w:t>not a routed harness</w:t>
+            </w:r>
+          </w:p>
+        </w:tc>
+      </w:tr>
+      <w:tr>
+        <w:tc>
+          <w:tcPr>
+            <w:tcW w:type="dxa" w:w="2880"/>
+          </w:tcPr>
+          <w:p>
+            <w:r>
+              <w:t>nominal dry</w:t>
+            </w:r>
+          </w:p>
+        </w:tc>
+        <w:tc>
+          <w:tcPr>
+            <w:tcW w:type="dxa" w:w="2880"/>
+          </w:tcPr>
+          <w:p>
+            <w:r>
+              <w:t>33.8101</w:t>
+            </w:r>
+          </w:p>
+        </w:tc>
+        <w:tc>
+          <w:tcPr>
+            <w:tcW w:type="dxa" w:w="2880"/>
+          </w:tcPr>
+          <w:p/>
+        </w:tc>
+      </w:tr>
+      <w:tr>
+        <w:tc>
+          <w:tcPr>
+            <w:tcW w:type="dxa" w:w="2880"/>
+          </w:tcPr>
+          <w:p>
+            <w:r>
+              <w:t>system margin 20 %</w:t>
+            </w:r>
+          </w:p>
+        </w:tc>
+        <w:tc>
+          <w:tcPr>
+            <w:tcW w:type="dxa" w:w="2880"/>
+          </w:tcPr>
+          <w:p>
+            <w:r>
+              <w:t>6.7620</w:t>
+            </w:r>
+          </w:p>
+        </w:tc>
+        <w:tc>
+          <w:tcPr>
+            <w:tcW w:type="dxa" w:w="2880"/>
+          </w:tcPr>
+          <w:p>
+            <w:r>
+              <w:t>as recorded in the mass record</w:t>
+            </w:r>
+          </w:p>
+        </w:tc>
+      </w:tr>
+      <w:tr>
+        <w:tc>
+          <w:tcPr>
+            <w:tcW w:type="dxa" w:w="2880"/>
+          </w:tcPr>
+          <w:p>
+            <w:r>
+              <w:t>dry (after system margin)</w:t>
+            </w:r>
+          </w:p>
+        </w:tc>
+        <w:tc>
+          <w:tcPr>
+            <w:tcW w:type="dxa" w:w="2880"/>
+          </w:tcPr>
+          <w:p>
+            <w:r>
+              <w:t>40.5721</w:t>
+            </w:r>
+          </w:p>
+        </w:tc>
+        <w:tc>
+          <w:tcPr>
+            <w:tcW w:type="dxa" w:w="2880"/>
+          </w:tcPr>
+          <w:p/>
+        </w:tc>
+      </w:tr>
+      <w:tr>
+        <w:tc>
+          <w:tcPr>
+            <w:tcW w:type="dxa" w:w="2880"/>
+          </w:tcPr>
+          <w:p>
+            <w:r>
+              <w:t>+ 2 kg Xe (planning / sensitivity case)</w:t>
+            </w:r>
+          </w:p>
+        </w:tc>
+        <w:tc>
+          <w:tcPr>
+            <w:tcW w:type="dxa" w:w="2880"/>
+          </w:tcPr>
+          <w:p>
+            <w:r>
+              <w:t>42.57</w:t>
+            </w:r>
+          </w:p>
+        </w:tc>
+        <w:tc>
+          <w:tcPr>
+            <w:tcW w:type="dxa" w:w="2880"/>
+          </w:tcPr>
+          <w:p>
+            <w:r>
+              <w:t>DOES_NOT_CLOSE vs &lt; 40 kg (exceeds by 2.57 kg)</w:t>
+            </w:r>
+          </w:p>
+        </w:tc>
+      </w:tr>
+      <w:tr>
+        <w:tc>
+          <w:tcPr>
+            <w:tcW w:type="dxa" w:w="2880"/>
+          </w:tcPr>
+          <w:p>
+            <w:r>
+              <w:t>+ 5 kg Xe (planning / sensitivity case)</w:t>
+            </w:r>
+          </w:p>
+        </w:tc>
+        <w:tc>
+          <w:tcPr>
+            <w:tcW w:type="dxa" w:w="2880"/>
+          </w:tcPr>
+          <w:p>
+            <w:r>
+              <w:t>45.57</w:t>
+            </w:r>
+          </w:p>
+        </w:tc>
+        <w:tc>
+          <w:tcPr>
+            <w:tcW w:type="dxa" w:w="2880"/>
+          </w:tcPr>
+          <w:p>
+            <w:r>
+              <w:t>DOES_NOT_CLOSE vs &lt; 40 kg (exceeds by 5.57 kg)</w:t>
+            </w:r>
+          </w:p>
+        </w:tc>
+      </w:tr>
+      <w:tr>
+        <w:tc>
+          <w:tcPr>
+            <w:tcW w:type="dxa" w:w="2880"/>
+          </w:tcPr>
+          <w:p>
+            <w:r>
+              <w:t>+ 10 kg Xe (planning / sensitivity case)</w:t>
+            </w:r>
+          </w:p>
+        </w:tc>
+        <w:tc>
+          <w:tcPr>
+            <w:tcW w:type="dxa" w:w="2880"/>
+          </w:tcPr>
+          <w:p>
+            <w:r>
+              <w:t>50.57</w:t>
+            </w:r>
+          </w:p>
+        </w:tc>
+        <w:tc>
+          <w:tcPr>
+            <w:tcW w:type="dxa" w:w="2880"/>
+          </w:tcPr>
+          <w:p>
+            <w:r>
+              <w:t>DOES_NOT_CLOSE vs &lt; 40 kg (exceeds by 10.57 kg)</w:t>
+            </w:r>
+          </w:p>
+        </w:tc>
+      </w:tr>
+    </w:tbl>
+    <w:p>
+      <w:r>
+        <w:t>Lines with a CBE: 0; lines with a measured mass: 0. The flight Xe load is NOT FROZEN: 2 / 5 / 10 kg are planning / sensitivity cases, none is the selected load. Legacy card-closure Xe / MEV values are historical model-regression provenance only and are not quoted.</w:t>
       </w:r>
     </w:p>
     <w:p>
-      <w:r>
-        <w:t xml:space="preserve">33.96 kg + 20 % system margin = </w:t>
-      </w:r>
       <w:r>
         <w:rPr>
           <w:b/>
         </w:rPr>
-        <w:t>dry known 40.75 kg</w:t>
-      </w:r>
-      <w:r>
-        <w:t xml:space="preserve"> (AL-09 controls has no value and is excluded), wet known 42.75 /</w:t>
+        <w:t>Mass-closure actions (A9.26 message 2 section 7):</w:t>
       </w:r>
     </w:p>
     <w:p>
-      <w:r>
-        <w:t xml:space="preserve">45.75 / 50.75 kg at 2 / 5 / 10 kg loaded Xe: </w:t>
-      </w:r>
-      <w:r>
-        <w:rPr>
-          <w:b/>
-        </w:rPr>
-        <w:t>DOES_NOT_CLOSE</w:t>
-      </w:r>
-      <w:r>
-        <w:t xml:space="preserve"> in all three cases. These are owner allocations and</w:t>
+      <w:pPr>
+        <w:pStyle w:val="ListNumber"/>
+      </w:pPr>
+      <w:r>
+        <w:t>AL-07 current cathodeless PPU CBE / requote</w:t>
       </w:r>
     </w:p>
     <w:p>
-      <w:r>
-        <w:t>owner-stated MEV planning floors (1.20 x analog floors), not CBEs and not measurements. The margin reading is not relaxed</w:t>
+      <w:pPr>
+        <w:pStyle w:val="ListNumber"/>
+      </w:pPr>
+      <w:r>
+        <w:t>AL-08 quote / design rebase</w:t>
       </w:r>
     </w:p>
     <w:p>
-      <w:r>
-        <w:t>(MQ-10): closure requires redesign, integration or lighter qualified parts. AG-11 is INCOMPLETE_EVIDENCE.</w:t>
+      <w:pPr>
+        <w:pStyle w:val="ListNumber"/>
+      </w:pPr>
+      <w:r>
+        <w:t>AL-04 completed Hall-head CBE</w:t>
+      </w:r>
+    </w:p>
+    <w:p>
+      <w:pPr>
+        <w:pStyle w:val="ListNumber"/>
+      </w:pPr>
+      <w:r>
+        <w:t>AL-09 design-derived CBE</w:t>
+      </w:r>
+    </w:p>
+    <w:p>
+      <w:pPr>
+        <w:pStyle w:val="ListNumber"/>
+      </w:pPr>
+      <w:r>
+        <w:t>actual routed harness</w:t>
+      </w:r>
+    </w:p>
+    <w:p>
+      <w:pPr>
+        <w:pStyle w:val="ListNumber"/>
+      </w:pPr>
+      <w:r>
+        <w:t>subsystem integration / structural optimization</w:t>
+      </w:r>
+    </w:p>
+    <w:p>
+      <w:r>
+        <w:t>No line is reduced to force closure, no qualified hardware is removed for mass alone and the requirement is not relaxed (MQ-10; A9.26 message 2 section 4).</w:t>
+      </w:r>
+    </w:p>
+    <w:p>
+      <w:r>
+        <w:t>Governing owner decisions: A9.25 message 8 sections 6-8 (</w:t>
+      </w:r>
+      <w:r>
+        <w:rPr>
+          <w:rFonts w:ascii="Consolas" w:hAnsi="Consolas"/>
+        </w:rPr>
+        <w:t>docs/decisions/OD_2026_10_04_A9_25_pre_bid_owner_decisions.json</w:t>
+      </w:r>
+    </w:p>
+    <w:p>
+      <w:r>
+        <w:rPr>
+          <w:rFonts w:ascii="Consolas" w:hAnsi="Consolas"/>
+        </w:rPr>
+        <w:t>#/owner_decision_summary/bid_mass_wording</w:t>
+      </w:r>
+      <w:r>
+        <w:t>) and A9.26 message 2 sections 4-7 (A9.26 record: post-source governing decision, not contained in the technical source - see README, 'Technical source').</w:t>
       </w:r>
     </w:p>
     <w:p>
@@ -2294,7 +3014,40 @@
     </w:p>
     <w:p>
       <w:r>
-        <w:t xml:space="preserve">  RVM-17). Owner allocation: steady heat into the spacecraft mount &lt;= 50 W (RVM-27; *owner-allocation*, provisional).</w:t>
+        <w:t xml:space="preserve">  RVM-17). The inherited P3 cathode thermal node is NOT_USABLE_FOR_FLIGHT_THERMAL_CLOSURE for the cathodeless</w:t>
+      </w:r>
+    </w:p>
+    <w:p>
+      <w:r>
+        <w:t xml:space="preserve">  architecture; a successor cathodeless thermal model is post-bid work (AFI-03,</w:t>
+      </w:r>
+    </w:p>
+    <w:p>
+      <w:r>
+        <w:t xml:space="preserve">  </w:t>
+      </w:r>
+      <w:r>
+        <w:rPr>
+          <w:rFonts w:ascii="Consolas" w:hAnsi="Consolas"/>
+        </w:rPr>
+        <w:t>docs/decisions/OD_2026_10_04_A9_25_pre_bid_owner_decisions.json</w:t>
+      </w:r>
+      <w:r>
+        <w:t xml:space="preserve"> </w:t>
+      </w:r>
+      <w:r>
+        <w:rPr>
+          <w:rFonts w:ascii="Consolas" w:hAnsi="Consolas"/>
+        </w:rPr>
+        <w:t>#/owner_decision_summary/AFI-03</w:t>
+      </w:r>
+      <w:r>
+        <w:t>). Owner</w:t>
+      </w:r>
+    </w:p>
+    <w:p>
+      <w:r>
+        <w:t xml:space="preserve">  allocation: steady heat into the spacecraft mount &lt;= 50 W (RVM-27; *owner-allocation*, provisional).</w:t>
       </w:r>
     </w:p>
     <w:p>
@@ -2316,7 +3069,32 @@
         <w:t>docs/experiments/hall_icp/p4_anode_materials/p4_anode_materials_v1.json</w:t>
       </w:r>
       <w:r>
-        <w:t>).</w:t>
+        <w:t>). RVM-16 current-architecture reading</w:t>
+      </w:r>
+    </w:p>
+    <w:p>
+      <w:r>
+        <w:t xml:space="preserve">  (OWNER_CONFIRMED_CURRENT_ARCHITECTURE_READING): no flight keeper exists; AO / O compatibility applies to the actual AO / O-exposed components</w:t>
+      </w:r>
+    </w:p>
+    <w:p>
+      <w:r>
+        <w:t xml:space="preserve">  (anode, RF-ICP electron-source / neutralizer plasma-facing surfaces, collector / bias electrode, gas-path surfaces,</w:t>
+      </w:r>
+    </w:p>
+    <w:p>
+      <w:r>
+        <w:t xml:space="preserve">  other plasma-facing parts); graphite is not the current flight baseline for an O / AO-exposed plasma-facing or</w:t>
+      </w:r>
+    </w:p>
+    <w:p>
+      <w:r>
+        <w:t xml:space="preserve">  electron-source surface until erosion / oxidation coupon evidence supports it (not a universal graphite prohibition);</w:t>
+      </w:r>
+    </w:p>
+    <w:p>
+      <w:r>
+        <w:t xml:space="preserve">  the frozen RVM-16 requirement basis is unchanged.</w:t>
       </w:r>
     </w:p>
     <w:p>
@@ -2324,12 +3102,26 @@
         <w:pStyle w:val="ListBullet"/>
       </w:pPr>
       <w:r>
-        <w:t>Life: design basis &gt;= 26,280 h mission and &gt; 15,000 h cumulative energized operation (RVM-12, -13; *assumed* design</w:t>
+        <w:t>Life: design basis &gt;= 26,280 h mission and &gt; 15,000 h cumulative energized operation (RVM-12,</w:t>
       </w:r>
     </w:p>
     <w:p>
       <w:r>
-        <w:t xml:space="preserve">  basis from RFP-P19-01). No admissible life analysis exists (needs an admitted Hall closure or measured wear); AO /</w:t>
+        <w:t xml:space="preserve">  -13; frozen engineering constraints </w:t>
+      </w:r>
+      <w:r>
+        <w:rPr>
+          <w:rFonts w:ascii="Consolas" w:hAnsi="Consolas"/>
+        </w:rPr>
+        <w:t>config/constraints/engineering_constraints_v1.json</w:t>
+      </w:r>
+      <w:r>
+        <w:t>, FROZEN (12/12); operating</w:t>
+      </w:r>
+    </w:p>
+    <w:p>
+      <w:r>
+        <w:t xml:space="preserve">  scenario mission_scenario_v2 (FROZEN_ENGINEERING_CONFIGURATION, FROZEN)). No admissible life analysis exists (needs an admitted Hall closure or measured wear); AO /</w:t>
       </w:r>
     </w:p>
     <w:p>
@@ -2375,7 +3167,7 @@
         <w:pStyle w:val="ListBullet"/>
       </w:pPr>
       <w:r>
-        <w:t>no frozen architecture or design point; no CBE mass;</w:t>
+        <w:t>no frozen physical design or design point; no CBE mass and no mass compliance (MASS INCOMPLETE_EVIDENCE / NOT_YET_CLOSED);</w:t>
       </w:r>
     </w:p>
     <w:p>
@@ -2383,7 +3175,7 @@
         <w:pStyle w:val="ListBullet"/>
       </w:pPr>
       <w:r>
-        <w:t>no robust upstream closure (post-freeze caveat);</w:t>
+        <w:t>no robust upstream closure (robust upstream set EMPTY, F9-DF-01);</w:t>
       </w:r>
     </w:p>
     <w:p>

--- a/docs/bid/package/docx/02_TECHNICAL_APPROACH.docx
+++ b/docs/bid/package/docx/02_TECHNICAL_APPROACH.docx
@@ -29,7 +29,7 @@
         <w:rPr>
           <w:rFonts w:ascii="Consolas" w:hAnsi="Consolas"/>
         </w:rPr>
-        <w:t>b0937e8</w:t>
+        <w:t>5eee4b8</w:t>
       </w:r>
       <w:r>
         <w:t xml:space="preserve"> (</w:t>
@@ -38,7 +38,7 @@
         <w:rPr>
           <w:rFonts w:ascii="Consolas" w:hAnsi="Consolas"/>
         </w:rPr>
-        <w:t>b0937e88b4ad21cb31c5778aac4b3dca88fdd94a</w:t>
+        <w:t>5eee4b8c82a9403b6bb82d5f8d324526f5d6399b</w:t>
       </w:r>
       <w:r>
         <w:t>, pinned by</w:t>
@@ -58,7 +58,7 @@
         <w:rPr>
           <w:rFonts w:ascii="Consolas" w:hAnsi="Consolas"/>
         </w:rPr>
-        <w:t>git show b0937e8:&lt;path&gt;</w:t>
+        <w:t>git show 5eee4b8:&lt;path&gt;</w:t>
       </w:r>
       <w:r>
         <w:t>).</w:t>
@@ -137,7 +137,7 @@
               <w:rPr>
                 <w:b/>
               </w:rPr>
-              <w:t>status at b0937e8</w:t>
+              <w:t>status at 5eee4b8</w:t>
             </w:r>
           </w:p>
         </w:tc>
@@ -511,7 +511,7 @@
               <w:rPr>
                 <w:rFonts w:ascii="Consolas" w:hAnsi="Consolas"/>
               </w:rPr>
-              <w:t>docs/budgets/mass_power_a9_v4/mass_power_a9_v4.json</w:t>
+              <w:t>docs/budgets/mass_power_a9_v5/mass_power_a9_v5.json</w:t>
             </w:r>
           </w:p>
         </w:tc>
@@ -851,7 +851,7 @@
               <w:rPr>
                 <w:b/>
               </w:rPr>
-              <w:t>repository lane at b0937e8</w:t>
+              <w:t>repository lane at 5eee4b8</w:t>
             </w:r>
           </w:p>
         </w:tc>
@@ -1148,7 +1148,7 @@
               <w:rPr>
                 <w:rFonts w:ascii="Consolas" w:hAnsi="Consolas"/>
               </w:rPr>
-              <w:t>docs/budgets/mass_power_a9_v4/mass_power_a9_v4.json</w:t>
+              <w:t>docs/budgets/mass_power_a9_v5/mass_power_a9_v5.json</w:t>
             </w:r>
             <w:r>
               <w:t xml:space="preserve"> </w:t>
@@ -1406,7 +1406,7 @@
           </w:tcPr>
           <w:p>
             <w:r>
-              <w:t>AL-07 6 kg (MEV_PLANNING_FLOOR); AL-06 1.5 kg (ALLOCATION_MEV); AL-09 no value in this record</w:t>
+              <w:t>AL-07 6 kg (MEV_PLANNING_FLOOR); AL-06 1.5 kg (ALLOCATION_MEV); AL-09 1 kg (ALLOCATION_MEV)</w:t>
             </w:r>
           </w:p>
         </w:tc>
@@ -1470,7 +1470,7 @@
           </w:tcPr>
           <w:p>
             <w:r>
-              <w:t>AL-10 2.5 kg (ALLOCATION_MEV); AL-HAR 1.691 kg (harness rule, computed in the roll-up; not a routed harness)</w:t>
+              <w:t>AL-10 2.5 kg (ALLOCATION_MEV); AL-HAR 1.743 kg (harness rule, computed in the roll-up; not a routed harness)</w:t>
             </w:r>
           </w:p>
         </w:tc>
@@ -1484,7 +1484,7 @@
         <w:rPr>
           <w:rFonts w:ascii="Consolas" w:hAnsi="Consolas"/>
         </w:rPr>
-        <w:t>docs/budgets/mass_power_a9_v4/mass_power_a9_v4.json</w:t>
+        <w:t>docs/budgets/mass_power_a9_v5/mass_power_a9_v5.json</w:t>
       </w:r>
       <w:r>
         <w:t xml:space="preserve"> </w:t>
@@ -1513,7 +1513,7 @@
         <w:rPr>
           <w:rFonts w:ascii="Consolas" w:hAnsi="Consolas"/>
         </w:rPr>
-        <w:t>b0937e8</w:t>
+        <w:t>5eee4b8</w:t>
       </w:r>
       <w:r>
         <w:t xml:space="preserve"> (values read by the generator). ALLOCATION_MEV = *owner-allocation*; MEV_PLANNING_FLOOR = owner-stated MEV</w:t>
@@ -1539,7 +1539,7 @@
     </w:p>
     <w:p>
       <w:r>
-        <w:t xml:space="preserve">What exists at b0937e8 is an engineering-article definition, </w:t>
+        <w:t xml:space="preserve">What exists at 5eee4b8 is an engineering-article definition, </w:t>
       </w:r>
       <w:r>
         <w:rPr>
@@ -1815,7 +1815,7 @@
         <w:t>no criterion is approved</w:t>
       </w:r>
       <w:r>
-        <w:t>. Status at b0937e8:</w:t>
+        <w:t>. Status at 5eee4b8:</w:t>
       </w:r>
     </w:p>
     <w:p>
@@ -1895,7 +1895,7 @@
         <w:rPr>
           <w:b/>
         </w:rPr>
-        <w:t>Upstream status at b0937e8 (model-derived, PARAMETRIC_SENSITIVITY inputs):</w:t>
+        <w:t>Upstream status at 5eee4b8 (model-derived, PARAMETRIC_SENSITIVITY inputs):</w:t>
       </w:r>
       <w:r>
         <w:t xml:space="preserve"> the coupled upstream screen F7 finds a</w:t>
@@ -2255,7 +2255,7 @@
         <w:rPr>
           <w:b/>
         </w:rPr>
-        <w:t>No redundancy design and no FMEA exist at b0937e8</w:t>
+        <w:t>No redundancy design and no FMEA exist at 5eee4b8</w:t>
       </w:r>
       <w:r>
         <w:t xml:space="preserve"> (RVM-19 NOT_EVALUATED: "FMEA /</w:t>
@@ -2383,7 +2383,7 @@
         <w:rPr>
           <w:rFonts w:ascii="Consolas" w:hAnsi="Consolas"/>
         </w:rPr>
-        <w:t>b0937e8</w:t>
+        <w:t>5eee4b8</w:t>
       </w:r>
       <w:r>
         <w:t>: INCOMPLETE_EVIDENCE (no CBE; AL-04 / AL-07 / AL-08 below evidence floors); RVM-06 (&lt; 40 kg wet): INCOMPLETE_EVIDENCE.</w:t>
@@ -2522,7 +2522,7 @@
           </w:tcPr>
           <w:p>
             <w:r>
-              <w:t>dry 40.57 kg after a 20 % system margin; wet 42.57 / 45.57 / 50.57 kg at 2 / 5 / 10 kg Xe</w:t>
+              <w:t>dry 38.35 kg after a 10 % system margin; wet 40.35 / 43.35 / 48.35 kg at 2 / 5 / 10 kg Xe</w:t>
             </w:r>
           </w:p>
         </w:tc>
@@ -2578,7 +2578,7 @@
         <w:rPr>
           <w:rFonts w:ascii="Consolas" w:hAnsi="Consolas"/>
         </w:rPr>
-        <w:t>docs/budgets/mass_power_a9_v4/mass_power_a9_v4.json</w:t>
+        <w:t>docs/budgets/mass_power_a9_v5/mass_power_a9_v5.json</w:t>
       </w:r>
       <w:r>
         <w:t xml:space="preserve"> </w:t>
@@ -2590,7 +2590,7 @@
         <w:t>#/rollups[configuration=hall_icp_neutralizer]</w:t>
       </w:r>
       <w:r>
-        <w:t>, reading MEV_LEVEL_EVIDENCE_BASED (the single owner reading); every value read from the record):</w:t>
+        <w:t>, reading MEV_LEVEL_EVIDENCE_BASED (the single owner reading; A9.26: 10 % system margin, active proposal / bid basis); every value read from the record):</w:t>
       </w:r>
     </w:p>
     <w:tbl>
@@ -2662,7 +2662,7 @@
           </w:tcPr>
           <w:p>
             <w:r>
-              <w:t>32.1196</w:t>
+              <w:t>33.1196</w:t>
             </w:r>
           </w:p>
         </w:tc>
@@ -2672,7 +2672,7 @@
           </w:tcPr>
           <w:p>
             <w:r>
-              <w:t>AL-09 has no value in this record and is excluded from the known part</w:t>
+              <w:t>every line carries a value</w:t>
             </w:r>
           </w:p>
         </w:tc>
@@ -2694,7 +2694,7 @@
           </w:tcPr>
           <w:p>
             <w:r>
-              <w:t>1.6905</w:t>
+              <w:t>1.7431</w:t>
             </w:r>
           </w:p>
         </w:tc>
@@ -2726,7 +2726,7 @@
           </w:tcPr>
           <w:p>
             <w:r>
-              <w:t>33.8101</w:t>
+              <w:t>34.8627</w:t>
             </w:r>
           </w:p>
         </w:tc>
@@ -2744,7 +2744,7 @@
           </w:tcPr>
           <w:p>
             <w:r>
-              <w:t>system margin 20 %</w:t>
+              <w:t>system margin 10 %</w:t>
             </w:r>
           </w:p>
         </w:tc>
@@ -2754,7 +2754,7 @@
           </w:tcPr>
           <w:p>
             <w:r>
-              <w:t>6.7620</w:t>
+              <w:t>3.4863</w:t>
             </w:r>
           </w:p>
         </w:tc>
@@ -2786,7 +2786,7 @@
           </w:tcPr>
           <w:p>
             <w:r>
-              <w:t>40.5721</w:t>
+              <w:t>38.3490</w:t>
             </w:r>
           </w:p>
         </w:tc>
@@ -2814,7 +2814,7 @@
           </w:tcPr>
           <w:p>
             <w:r>
-              <w:t>42.57</w:t>
+              <w:t>40.35</w:t>
             </w:r>
           </w:p>
         </w:tc>
@@ -2824,7 +2824,7 @@
           </w:tcPr>
           <w:p>
             <w:r>
-              <w:t>DOES_NOT_CLOSE vs &lt; 40 kg (exceeds by 2.57 kg)</w:t>
+              <w:t>DOES_NOT_CLOSE vs &lt; 40 kg (exceeds by 0.35 kg)</w:t>
             </w:r>
           </w:p>
         </w:tc>
@@ -2846,7 +2846,7 @@
           </w:tcPr>
           <w:p>
             <w:r>
-              <w:t>45.57</w:t>
+              <w:t>43.35</w:t>
             </w:r>
           </w:p>
         </w:tc>
@@ -2856,7 +2856,7 @@
           </w:tcPr>
           <w:p>
             <w:r>
-              <w:t>DOES_NOT_CLOSE vs &lt; 40 kg (exceeds by 5.57 kg)</w:t>
+              <w:t>DOES_NOT_CLOSE vs &lt; 40 kg (exceeds by 3.35 kg)</w:t>
             </w:r>
           </w:p>
         </w:tc>
@@ -2878,7 +2878,7 @@
           </w:tcPr>
           <w:p>
             <w:r>
-              <w:t>50.57</w:t>
+              <w:t>48.35</w:t>
             </w:r>
           </w:p>
         </w:tc>
@@ -2888,7 +2888,7 @@
           </w:tcPr>
           <w:p>
             <w:r>
-              <w:t>DOES_NOT_CLOSE vs &lt; 40 kg (exceeds by 10.57 kg)</w:t>
+              <w:t>DOES_NOT_CLOSE vs &lt; 40 kg (exceeds by 8.35 kg)</w:t>
             </w:r>
           </w:p>
         </w:tc>
@@ -2979,7 +2979,16 @@
         <w:t>#/owner_decision_summary/bid_mass_wording</w:t>
       </w:r>
       <w:r>
-        <w:t>) and A9.26 message 2 sections 4-7 (A9.26 record: post-source governing decision, not contained in the technical source - see README, 'Technical source').</w:t>
+        <w:t>) and A9.26 message 2 sections 4-7 (</w:t>
+      </w:r>
+      <w:r>
+        <w:rPr>
+          <w:rFonts w:ascii="Consolas" w:hAnsi="Consolas"/>
+        </w:rPr>
+        <w:t>docs/decisions/OD_2026_10_05_A9_26_mass_budget_owner_decisions.json</w:t>
+      </w:r>
+      <w:r>
+        <w:t>).</w:t>
       </w:r>
     </w:p>
     <w:p>

--- a/docs/bid/package/docx/02_TECHNICAL_APPROACH.docx
+++ b/docs/bid/package/docx/02_TECHNICAL_APPROACH.docx
@@ -3192,7 +3192,7 @@
         <w:pStyle w:val="ListBullet"/>
       </w:pPr>
       <w:r>
-        <w:t>nothing about RFP pages 1-15 and 34-40 (not screened by the repository).</w:t>
+        <w:t>no transcription of RFP pages 1-15 and 34-40: the owner has reviewed them (A9.27, OIR-DOC-01 REVIEW_COMPLETE_SUBMISSION_FORM_COMPLETION_PENDING); the Part IV(A)-(H) forms are completed in the submission set (06_SUBMISSION_CHECKLIST.md).</w:t>
       </w:r>
     </w:p>
     <w:sectPr>
